--- a/builds/sm0/u0/Unit 0 Lesson 6.docx
+++ b/builds/sm0/u0/Unit 0 Lesson 6.docx
@@ -1152,7 +1152,7 @@
                 <w:b w:val="0"/>
                 <w:sz w:val="16"/>
               </w:rPr>
-              <w:t>Игра «Поймай цвет» и «How many?» в презентации</w:t>
+              <w:t>Игры «Colours» и «How many?» в презентации</w:t>
             </w:r>
           </w:p>
         </w:tc>
@@ -1194,7 +1194,7 @@
                 <w:b w:val="0"/>
                 <w:sz w:val="16"/>
               </w:rPr>
-              <w:t>Игра «Поймай цвет» (слайд 5): T: "Click red!" — ребёнок кликает шар, слайд открывает название цвета, кнопка «↩ назад» возвращает на поле. 5–6 цветов вразнобой.</w:t>
+              <w:t>Игра «Colours» (слайд 5): T: "Click the colour! Click red!" — ребёнок кликает шар, слайд открывает название цвета, кнопка «↩ Back» возвращает на поле. 5–6 цветов вразнобой.</w:t>
             </w:r>
           </w:p>
           <w:p>
@@ -1206,7 +1206,7 @@
                 <w:b w:val="0"/>
                 <w:sz w:val="16"/>
               </w:rPr>
-              <w:t>«How many?» (слайды 12–17): на экране 4 красных шара — S: "Four!", клик «Проверить» показывает ответ. Три круга.</w:t>
+              <w:t>«How many?» (слайды 12–17): на экране 4 красных шарика — S: "Four!", клик «Check →» показывает ответ. Три круга.</w:t>
             </w:r>
           </w:p>
           <w:p>
@@ -1346,7 +1346,7 @@
                 <w:b w:val="0"/>
                 <w:sz w:val="16"/>
               </w:rPr>
-              <w:t>Игра «Кубик и чтение» в презентации</w:t>
+              <w:t>Игра «Pick &amp; read» в презентации</w:t>
             </w:r>
           </w:p>
         </w:tc>
@@ -1364,7 +1364,7 @@
                 <w:b w:val="0"/>
                 <w:sz w:val="16"/>
               </w:rPr>
-              <w:t>T: "Let’s play! Roll the dice!"</w:t>
+              <w:t>T: "Pick a card and read!"</w:t>
             </w:r>
           </w:p>
           <w:p>
@@ -1376,7 +1376,7 @@
                 <w:b w:val="0"/>
                 <w:sz w:val="16"/>
               </w:rPr>
-              <w:t>Ребёнок кликает кубик (слайд 18) — открывается слово под выпавшим номером: sat · pin · ten · red · kit · dad.</w:t>
+              <w:t>Ребёнок выбирает любую из шести карточек «?» (слайд 18) — она открывается словом: sat · pin · ten · red · kit · dad.</w:t>
             </w:r>
           </w:p>
           <w:p>
@@ -1388,7 +1388,7 @@
                 <w:b w:val="0"/>
                 <w:sz w:val="16"/>
               </w:rPr>
-              <w:t>S: (читает САМ) — «🎲 ещё раз» крутит дальше, «↩ к словам» возвращает на поле.</w:t>
+              <w:t>S: (читает САМ) — кнопка «↩ Back» возвращает к карточкам, ребёнок берёт следующую.</w:t>
             </w:r>
           </w:p>
           <w:p>
@@ -1418,7 +1418,7 @@
                 <w:b w:val="0"/>
                 <w:sz w:val="16"/>
               </w:rPr>
-              <w:t>По очереди бросают кубик и читают; группа хором подтверждает.</w:t>
+              <w:t>По очереди выбирают карточку и читают; группа хором подтверждает.</w:t>
             </w:r>
           </w:p>
         </w:tc>
@@ -1436,7 +1436,7 @@
                 <w:b w:val="0"/>
                 <w:sz w:val="16"/>
               </w:rPr>
-              <w:t>💡 Кубик идёт по кругу 1→6, порядок слов не важен. Имя буквы не называем — только звук.</w:t>
+              <w:t>💡 Карточку выбирает сам ребёнок, порядок слов не важен. Имя буквы не называем — только звук.</w:t>
             </w:r>
           </w:p>
         </w:tc>
